--- a/pdfs/HPLAB_application.docx
+++ b/pdfs/HPLAB_application.docx
@@ -254,7 +254,6 @@
                 <w:szCs w:val="20"/>
               </w:rPr>
             </w:pPr>
-            <w:proofErr w:type="spellStart"/>
             <w:r>
               <w:rPr>
                 <w:rFonts w:ascii="한컴돋움" w:eastAsia="한컴돋움" w:hAnsi="굴림" w:cs="굴림" w:hint="eastAsia"/>
@@ -264,7 +263,6 @@
               </w:rPr>
               <w:t>본전공</w:t>
             </w:r>
-            <w:proofErr w:type="spellEnd"/>
           </w:p>
         </w:tc>
         <w:tc>
@@ -1876,7 +1874,6 @@
                 <w:szCs w:val="18"/>
               </w:rPr>
             </w:pPr>
-            <w:proofErr w:type="spellStart"/>
             <w:r>
               <w:rPr>
                 <w:rFonts w:ascii="한컴돋움" w:eastAsia="한컴돋움" w:hAnsi="굴림" w:cs="굴림" w:hint="eastAsia"/>
@@ -1887,7 +1884,6 @@
               </w:rPr>
               <w:t>활동명</w:t>
             </w:r>
-            <w:proofErr w:type="spellEnd"/>
           </w:p>
         </w:tc>
         <w:tc>
@@ -2272,7 +2268,7 @@
       </w:pPr>
       <w:r>
         <w:rPr>
-          <w:rFonts w:ascii="한컴돋움" w:eastAsia="한컴돋움" w:hAnsi="굴림" w:cs="굴림"/>
+          <w:rFonts w:ascii="한컴돋움" w:eastAsia="한컴돋움" w:hAnsi="굴림" w:cs="굴림" w:hint="eastAsia"/>
           <w:b/>
           <w:bCs/>
           <w:color w:val="2E74B5" w:themeColor="accent1" w:themeShade="BF"/>
@@ -2280,7 +2276,7 @@
           <w:sz w:val="30"/>
           <w:szCs w:val="30"/>
         </w:rPr>
-        <w:t>ib4638@korea.ac.kr</w:t>
+        <w:t>jaeppung24@gmail.com</w:t>
       </w:r>
       <w:r>
         <w:rPr>
@@ -3114,6 +3110,23 @@
 </file>
 
 <file path=customXml/item1.xml><?xml version="1.0" encoding="utf-8"?>
+<?mso-contentType ?>
+<FormTemplates xmlns="http://schemas.microsoft.com/sharepoint/v3/contenttype/forms">
+  <Display>DocumentLibraryForm</Display>
+  <Edit>DocumentLibraryForm</Edit>
+  <New>DocumentLibraryForm</New>
+</FormTemplates>
+</file>
+
+<file path=customXml/item2.xml><?xml version="1.0" encoding="utf-8"?>
+<p:properties xmlns:p="http://schemas.microsoft.com/office/2006/metadata/properties" xmlns:xsi="http://www.w3.org/2001/XMLSchema-instance" xmlns:pc="http://schemas.microsoft.com/office/infopath/2007/PartnerControls">
+  <documentManagement>
+    <_activity xmlns="b8c4fc36-5e73-4c69-934b-cb0233e9a32d" xsi:nil="true"/>
+  </documentManagement>
+</p:properties>
+</file>
+
+<file path=customXml/item3.xml><?xml version="1.0" encoding="utf-8"?>
 <ct:contentTypeSchema xmlns:ct="http://schemas.microsoft.com/office/2006/metadata/contentType" xmlns:ma="http://schemas.microsoft.com/office/2006/metadata/properties/metaAttributes" ct:_="" ma:_="" ma:contentTypeName="문서" ma:contentTypeID="0x010100AED8609658CF174ABFAE1D900E714A7C" ma:contentTypeVersion="13" ma:contentTypeDescription="새 문서를 만듭니다." ma:contentTypeScope="" ma:versionID="e8accd0c7d8839e3c56204c2fedf6249">
   <xsd:schema xmlns:xsd="http://www.w3.org/2001/XMLSchema" xmlns:xs="http://www.w3.org/2001/XMLSchema" xmlns:p="http://schemas.microsoft.com/office/2006/metadata/properties" xmlns:ns3="b8c4fc36-5e73-4c69-934b-cb0233e9a32d" targetNamespace="http://schemas.microsoft.com/office/2006/metadata/properties" ma:root="true" ma:fieldsID="cebc40039e2efebcec86b7b15c25b59d" ns3:_="">
     <xsd:import namespace="b8c4fc36-5e73-4c69-934b-cb0233e9a32d"/>
@@ -3315,24 +3328,25 @@
 </ct:contentTypeSchema>
 </file>
 
-<file path=customXml/item2.xml><?xml version="1.0" encoding="utf-8"?>
-<p:properties xmlns:p="http://schemas.microsoft.com/office/2006/metadata/properties" xmlns:xsi="http://www.w3.org/2001/XMLSchema-instance" xmlns:pc="http://schemas.microsoft.com/office/infopath/2007/PartnerControls">
-  <documentManagement>
-    <_activity xmlns="b8c4fc36-5e73-4c69-934b-cb0233e9a32d" xsi:nil="true"/>
-  </documentManagement>
-</p:properties>
+<file path=customXml/itemProps1.xml><?xml version="1.0" encoding="utf-8"?>
+<ds:datastoreItem xmlns:ds="http://schemas.openxmlformats.org/officeDocument/2006/customXml" ds:itemID="{6A09B025-58B0-48BE-AB06-74EFC312A508}">
+  <ds:schemaRefs>
+    <ds:schemaRef ds:uri="http://schemas.microsoft.com/sharepoint/v3/contenttype/forms"/>
+  </ds:schemaRefs>
+</ds:datastoreItem>
 </file>
 
-<file path=customXml/item3.xml><?xml version="1.0" encoding="utf-8"?>
-<?mso-contentType ?>
-<FormTemplates xmlns="http://schemas.microsoft.com/sharepoint/v3/contenttype/forms">
-  <Display>DocumentLibraryForm</Display>
-  <Edit>DocumentLibraryForm</Edit>
-  <New>DocumentLibraryForm</New>
-</FormTemplates>
+<file path=customXml/itemProps2.xml><?xml version="1.0" encoding="utf-8"?>
+<ds:datastoreItem xmlns:ds="http://schemas.openxmlformats.org/officeDocument/2006/customXml" ds:itemID="{FE128C0F-F878-415A-B480-EA09FDCD6887}">
+  <ds:schemaRefs>
+    <ds:schemaRef ds:uri="http://schemas.microsoft.com/office/2006/metadata/properties"/>
+    <ds:schemaRef ds:uri="http://schemas.microsoft.com/office/infopath/2007/PartnerControls"/>
+    <ds:schemaRef ds:uri="b8c4fc36-5e73-4c69-934b-cb0233e9a32d"/>
+  </ds:schemaRefs>
+</ds:datastoreItem>
 </file>
 
-<file path=customXml/itemProps1.xml><?xml version="1.0" encoding="utf-8"?>
+<file path=customXml/itemProps3.xml><?xml version="1.0" encoding="utf-8"?>
 <ds:datastoreItem xmlns:ds="http://schemas.openxmlformats.org/officeDocument/2006/customXml" ds:itemID="{9DEC2F55-271D-47CF-B07F-E7FDD3F6C6AF}">
   <ds:schemaRefs>
     <ds:schemaRef ds:uri="http://schemas.microsoft.com/office/2006/metadata/contentType"/>
@@ -3348,22 +3362,4 @@
     <ds:schemaRef ds:uri="http://schemas.microsoft.com/internal/obd"/>
   </ds:schemaRefs>
 </ds:datastoreItem>
-</file>
-
-<file path=customXml/itemProps2.xml><?xml version="1.0" encoding="utf-8"?>
-<ds:datastoreItem xmlns:ds="http://schemas.openxmlformats.org/officeDocument/2006/customXml" ds:itemID="{FE128C0F-F878-415A-B480-EA09FDCD6887}">
-  <ds:schemaRefs>
-    <ds:schemaRef ds:uri="http://schemas.microsoft.com/office/2006/metadata/properties"/>
-    <ds:schemaRef ds:uri="http://schemas.microsoft.com/office/infopath/2007/PartnerControls"/>
-    <ds:schemaRef ds:uri="b8c4fc36-5e73-4c69-934b-cb0233e9a32d"/>
-  </ds:schemaRefs>
-</ds:datastoreItem>
-</file>
-
-<file path=customXml/itemProps3.xml><?xml version="1.0" encoding="utf-8"?>
-<ds:datastoreItem xmlns:ds="http://schemas.openxmlformats.org/officeDocument/2006/customXml" ds:itemID="{6A09B025-58B0-48BE-AB06-74EFC312A508}">
-  <ds:schemaRefs>
-    <ds:schemaRef ds:uri="http://schemas.microsoft.com/sharepoint/v3/contenttype/forms"/>
-  </ds:schemaRefs>
-</ds:datastoreItem>
 </file>